--- a/POWER_BI/Session2/ASSIGNMENT-SESSION2-POWER-BI.docx
+++ b/POWER_BI/Session2/ASSIGNMENT-SESSION2-POWER-BI.docx
@@ -102,15 +102,6 @@
           <w:bCs/>
         </w:rPr>
       </w:pPr>
-    </w:p>
-    <w:p>
-      <w:pPr>
-        <w:ind w:left="360"/>
-        <w:rPr>
-          <w:b/>
-          <w:bCs/>
-        </w:rPr>
-      </w:pPr>
       <w:r>
         <w:rPr>
           <w:b/>
@@ -124,6 +115,9 @@
         <w:ind w:left="360"/>
       </w:pPr>
       <w:r>
+        <w:rPr>
+          <w:noProof/>
+        </w:rPr>
         <w:drawing>
           <wp:inline distT="0" distB="0" distL="0" distR="0" wp14:anchorId="5A27A308" wp14:editId="7D8396DD">
             <wp:extent cx="3444538" cy="2796782"/>
@@ -166,6 +160,9 @@
         <w:ind w:left="360"/>
       </w:pPr>
       <w:r>
+        <w:rPr>
+          <w:noProof/>
+        </w:rPr>
         <w:drawing>
           <wp:inline distT="0" distB="0" distL="0" distR="0" wp14:anchorId="665D0B1E" wp14:editId="6D0523B8">
             <wp:extent cx="3368332" cy="2629128"/>
@@ -203,7 +200,503 @@
         </w:drawing>
       </w:r>
     </w:p>
-    <w:p/>
+    <w:p>
+      <w:pPr>
+        <w:ind w:left="360"/>
+      </w:pPr>
+    </w:p>
+    <w:p>
+      <w:pPr>
+        <w:ind w:left="360"/>
+      </w:pPr>
+    </w:p>
+    <w:p>
+      <w:pPr>
+        <w:pStyle w:val="ListParagraph"/>
+        <w:numPr>
+          <w:ilvl w:val="0"/>
+          <w:numId w:val="1"/>
+        </w:numPr>
+        <w:jc w:val="both"/>
+        <w:rPr>
+          <w:b/>
+          <w:bCs/>
+        </w:rPr>
+      </w:pPr>
+      <w:r>
+        <w:rPr>
+          <w:b/>
+          <w:bCs/>
+        </w:rPr>
+        <w:t>Use the Filters Pane in Report View to add a filter that only shows data for a specific value (for example, filter to display sales data for one city or category only).</w:t>
+      </w:r>
+    </w:p>
+    <w:p>
+      <w:pPr>
+        <w:pStyle w:val="ListParagraph"/>
+        <w:jc w:val="both"/>
+        <w:rPr>
+          <w:b/>
+          <w:bCs/>
+        </w:rPr>
+      </w:pPr>
+    </w:p>
+    <w:p>
+      <w:pPr>
+        <w:ind w:left="360"/>
+        <w:jc w:val="both"/>
+        <w:rPr>
+          <w:b/>
+          <w:bCs/>
+        </w:rPr>
+      </w:pPr>
+      <w:r>
+        <w:rPr>
+          <w:b/>
+          <w:bCs/>
+        </w:rPr>
+        <w:t>ANSWERS:</w:t>
+      </w:r>
+    </w:p>
+    <w:p>
+      <w:pPr>
+        <w:ind w:left="360"/>
+        <w:jc w:val="both"/>
+        <w:rPr>
+          <w:b/>
+          <w:bCs/>
+        </w:rPr>
+      </w:pPr>
+      <w:r>
+        <w:rPr>
+          <w:b/>
+          <w:bCs/>
+        </w:rPr>
+        <w:drawing>
+          <wp:inline distT="0" distB="0" distL="0" distR="0" wp14:anchorId="0B0311AE" wp14:editId="49E604ED">
+            <wp:extent cx="5731510" cy="1524000"/>
+            <wp:effectExtent l="0" t="0" r="2540" b="0"/>
+            <wp:docPr id="498548848" name="Picture 1"/>
+            <wp:cNvGraphicFramePr>
+              <a:graphicFrameLocks xmlns:a="http://schemas.openxmlformats.org/drawingml/2006/main" noChangeAspect="1"/>
+            </wp:cNvGraphicFramePr>
+            <a:graphic xmlns:a="http://schemas.openxmlformats.org/drawingml/2006/main">
+              <a:graphicData uri="http://schemas.openxmlformats.org/drawingml/2006/picture">
+                <pic:pic xmlns:pic="http://schemas.openxmlformats.org/drawingml/2006/picture">
+                  <pic:nvPicPr>
+                    <pic:cNvPr id="498548848" name=""/>
+                    <pic:cNvPicPr/>
+                  </pic:nvPicPr>
+                  <pic:blipFill>
+                    <a:blip r:embed="rId7"/>
+                    <a:stretch>
+                      <a:fillRect/>
+                    </a:stretch>
+                  </pic:blipFill>
+                  <pic:spPr>
+                    <a:xfrm>
+                      <a:off x="0" y="0"/>
+                      <a:ext cx="5731510" cy="1524000"/>
+                    </a:xfrm>
+                    <a:prstGeom prst="rect">
+                      <a:avLst/>
+                    </a:prstGeom>
+                  </pic:spPr>
+                </pic:pic>
+              </a:graphicData>
+            </a:graphic>
+          </wp:inline>
+        </w:drawing>
+      </w:r>
+    </w:p>
+    <w:p>
+      <w:pPr>
+        <w:ind w:left="360"/>
+        <w:jc w:val="both"/>
+        <w:rPr>
+          <w:b/>
+          <w:bCs/>
+        </w:rPr>
+      </w:pPr>
+    </w:p>
+    <w:p>
+      <w:pPr>
+        <w:ind w:left="360"/>
+        <w:jc w:val="both"/>
+        <w:rPr>
+          <w:b/>
+          <w:bCs/>
+        </w:rPr>
+      </w:pPr>
+      <w:r>
+        <w:rPr>
+          <w:b/>
+          <w:bCs/>
+        </w:rPr>
+        <w:t xml:space="preserve">4) </w:t>
+      </w:r>
+      <w:r>
+        <w:rPr>
+          <w:b/>
+          <w:bCs/>
+        </w:rPr>
+        <w:t>Explore the Ribbon commands under the Home and Insert tabs: add a new page to your report, and then insert a text box with your name on it.</w:t>
+      </w:r>
+    </w:p>
+    <w:p>
+      <w:pPr>
+        <w:ind w:left="360"/>
+        <w:jc w:val="both"/>
+        <w:rPr>
+          <w:b/>
+          <w:bCs/>
+        </w:rPr>
+      </w:pPr>
+    </w:p>
+    <w:p>
+      <w:pPr>
+        <w:ind w:left="360"/>
+        <w:jc w:val="both"/>
+        <w:rPr>
+          <w:b/>
+          <w:bCs/>
+        </w:rPr>
+      </w:pPr>
+      <w:r>
+        <w:rPr>
+          <w:b/>
+          <w:bCs/>
+        </w:rPr>
+        <w:t>ANSWERS:</w:t>
+      </w:r>
+    </w:p>
+    <w:p>
+      <w:pPr>
+        <w:ind w:left="360"/>
+        <w:jc w:val="both"/>
+        <w:rPr>
+          <w:b/>
+          <w:bCs/>
+        </w:rPr>
+      </w:pPr>
+      <w:r>
+        <w:rPr>
+          <w:b/>
+          <w:bCs/>
+        </w:rPr>
+        <w:drawing>
+          <wp:inline distT="0" distB="0" distL="0" distR="0" wp14:anchorId="57801FF1" wp14:editId="56ED3CDC">
+            <wp:extent cx="4640580" cy="2428439"/>
+            <wp:effectExtent l="0" t="0" r="7620" b="0"/>
+            <wp:docPr id="1928958380" name="Picture 1"/>
+            <wp:cNvGraphicFramePr>
+              <a:graphicFrameLocks xmlns:a="http://schemas.openxmlformats.org/drawingml/2006/main" noChangeAspect="1"/>
+            </wp:cNvGraphicFramePr>
+            <a:graphic xmlns:a="http://schemas.openxmlformats.org/drawingml/2006/main">
+              <a:graphicData uri="http://schemas.openxmlformats.org/drawingml/2006/picture">
+                <pic:pic xmlns:pic="http://schemas.openxmlformats.org/drawingml/2006/picture">
+                  <pic:nvPicPr>
+                    <pic:cNvPr id="1928958380" name=""/>
+                    <pic:cNvPicPr/>
+                  </pic:nvPicPr>
+                  <pic:blipFill>
+                    <a:blip r:embed="rId8"/>
+                    <a:stretch>
+                      <a:fillRect/>
+                    </a:stretch>
+                  </pic:blipFill>
+                  <pic:spPr>
+                    <a:xfrm>
+                      <a:off x="0" y="0"/>
+                      <a:ext cx="4647469" cy="2432044"/>
+                    </a:xfrm>
+                    <a:prstGeom prst="rect">
+                      <a:avLst/>
+                    </a:prstGeom>
+                  </pic:spPr>
+                </pic:pic>
+              </a:graphicData>
+            </a:graphic>
+          </wp:inline>
+        </w:drawing>
+      </w:r>
+    </w:p>
+    <w:p>
+      <w:pPr>
+        <w:ind w:left="360"/>
+        <w:jc w:val="both"/>
+        <w:rPr>
+          <w:b/>
+          <w:bCs/>
+        </w:rPr>
+      </w:pPr>
+    </w:p>
+    <w:p>
+      <w:pPr>
+        <w:ind w:left="360"/>
+        <w:jc w:val="both"/>
+        <w:rPr>
+          <w:b/>
+          <w:bCs/>
+        </w:rPr>
+      </w:pPr>
+    </w:p>
+    <w:p>
+      <w:pPr>
+        <w:ind w:left="360"/>
+        <w:jc w:val="both"/>
+        <w:rPr>
+          <w:b/>
+          <w:bCs/>
+        </w:rPr>
+      </w:pPr>
+    </w:p>
+    <w:p>
+      <w:pPr>
+        <w:ind w:left="360"/>
+        <w:jc w:val="both"/>
+        <w:rPr>
+          <w:b/>
+          <w:bCs/>
+        </w:rPr>
+      </w:pPr>
+    </w:p>
+    <w:p>
+      <w:pPr>
+        <w:ind w:left="360"/>
+        <w:jc w:val="both"/>
+        <w:rPr>
+          <w:b/>
+          <w:bCs/>
+        </w:rPr>
+      </w:pPr>
+    </w:p>
+    <w:p>
+      <w:pPr>
+        <w:ind w:left="360"/>
+        <w:jc w:val="both"/>
+        <w:rPr>
+          <w:b/>
+          <w:bCs/>
+        </w:rPr>
+      </w:pPr>
+    </w:p>
+    <w:p>
+      <w:pPr>
+        <w:ind w:left="360"/>
+        <w:jc w:val="both"/>
+        <w:rPr>
+          <w:b/>
+          <w:bCs/>
+        </w:rPr>
+      </w:pPr>
+    </w:p>
+    <w:p>
+      <w:pPr>
+        <w:jc w:val="both"/>
+        <w:rPr>
+          <w:b/>
+          <w:bCs/>
+        </w:rPr>
+      </w:pPr>
+    </w:p>
+    <w:p>
+      <w:pPr>
+        <w:ind w:left="360"/>
+        <w:jc w:val="both"/>
+        <w:rPr>
+          <w:b/>
+          <w:bCs/>
+        </w:rPr>
+      </w:pPr>
+      <w:r>
+        <w:rPr>
+          <w:b/>
+          <w:bCs/>
+        </w:rPr>
+        <w:t xml:space="preserve">5) </w:t>
+      </w:r>
+      <w:r>
+        <w:rPr>
+          <w:b/>
+          <w:bCs/>
+        </w:rPr>
+        <w:t>Switch to the Model View and use the Visualizations Pane to check relationships between tables; then, rename one field in the Fields Pane to make it more readable (for example, change '</w:t>
+      </w:r>
+      <w:proofErr w:type="spellStart"/>
+      <w:r>
+        <w:rPr>
+          <w:b/>
+          <w:bCs/>
+        </w:rPr>
+        <w:t>Cust_ID</w:t>
+      </w:r>
+      <w:proofErr w:type="spellEnd"/>
+      <w:r>
+        <w:rPr>
+          <w:b/>
+          <w:bCs/>
+        </w:rPr>
+        <w:t>' to 'Customer ID'</w:t>
+      </w:r>
+      <w:proofErr w:type="gramStart"/>
+      <w:r>
+        <w:rPr>
+          <w:b/>
+          <w:bCs/>
+        </w:rPr>
+        <w:t>).&lt;</w:t>
+      </w:r>
+      <w:proofErr w:type="spellStart"/>
+      <w:proofErr w:type="gramEnd"/>
+      <w:r>
+        <w:rPr>
+          <w:b/>
+          <w:bCs/>
+        </w:rPr>
+        <w:t>br</w:t>
+      </w:r>
+      <w:proofErr w:type="spellEnd"/>
+      <w:r>
+        <w:rPr>
+          <w:b/>
+          <w:bCs/>
+        </w:rPr>
+        <w:t>&gt;&lt;</w:t>
+      </w:r>
+      <w:proofErr w:type="spellStart"/>
+      <w:r>
+        <w:rPr>
+          <w:b/>
+          <w:bCs/>
+        </w:rPr>
+        <w:t>br</w:t>
+      </w:r>
+      <w:proofErr w:type="spellEnd"/>
+      <w:r>
+        <w:rPr>
+          <w:b/>
+          <w:bCs/>
+        </w:rPr>
+        <w:t>&gt;&lt;</w:t>
+      </w:r>
+      <w:proofErr w:type="spellStart"/>
+      <w:r>
+        <w:rPr>
+          <w:b/>
+          <w:bCs/>
+        </w:rPr>
+        <w:t>em</w:t>
+      </w:r>
+      <w:proofErr w:type="spellEnd"/>
+      <w:r>
+        <w:rPr>
+          <w:b/>
+          <w:bCs/>
+        </w:rPr>
+        <w:t xml:space="preserve">&gt;&lt;strong&gt;Hint:&lt;/strong&gt; Right-click the field name to rename it directly in the Fields </w:t>
+      </w:r>
+      <w:proofErr w:type="gramStart"/>
+      <w:r>
+        <w:rPr>
+          <w:b/>
+          <w:bCs/>
+        </w:rPr>
+        <w:t>Pane.&lt;</w:t>
+      </w:r>
+      <w:proofErr w:type="gramEnd"/>
+      <w:r>
+        <w:rPr>
+          <w:b/>
+          <w:bCs/>
+        </w:rPr>
+        <w:t>/</w:t>
+      </w:r>
+      <w:proofErr w:type="spellStart"/>
+      <w:r>
+        <w:rPr>
+          <w:b/>
+          <w:bCs/>
+        </w:rPr>
+        <w:t>em</w:t>
+      </w:r>
+      <w:proofErr w:type="spellEnd"/>
+      <w:r>
+        <w:rPr>
+          <w:b/>
+          <w:bCs/>
+        </w:rPr>
+        <w:t>&gt;</w:t>
+      </w:r>
+    </w:p>
+    <w:p>
+      <w:pPr>
+        <w:ind w:left="360"/>
+        <w:jc w:val="both"/>
+        <w:rPr>
+          <w:b/>
+          <w:bCs/>
+        </w:rPr>
+      </w:pPr>
+      <w:r>
+        <w:rPr>
+          <w:b/>
+          <w:bCs/>
+        </w:rPr>
+        <w:t>ANSWERS:</w:t>
+      </w:r>
+    </w:p>
+    <w:p>
+      <w:pPr>
+        <w:ind w:left="360"/>
+        <w:jc w:val="both"/>
+        <w:rPr>
+          <w:b/>
+          <w:bCs/>
+        </w:rPr>
+      </w:pPr>
+      <w:r>
+        <w:rPr>
+          <w:b/>
+          <w:bCs/>
+        </w:rPr>
+        <w:drawing>
+          <wp:inline distT="0" distB="0" distL="0" distR="0" wp14:anchorId="4A24BE90" wp14:editId="0F143864">
+            <wp:extent cx="5433060" cy="6987540"/>
+            <wp:effectExtent l="0" t="0" r="0" b="3810"/>
+            <wp:docPr id="1409153523" name="Picture 1"/>
+            <wp:cNvGraphicFramePr>
+              <a:graphicFrameLocks xmlns:a="http://schemas.openxmlformats.org/drawingml/2006/main" noChangeAspect="1"/>
+            </wp:cNvGraphicFramePr>
+            <a:graphic xmlns:a="http://schemas.openxmlformats.org/drawingml/2006/main">
+              <a:graphicData uri="http://schemas.openxmlformats.org/drawingml/2006/picture">
+                <pic:pic xmlns:pic="http://schemas.openxmlformats.org/drawingml/2006/picture">
+                  <pic:nvPicPr>
+                    <pic:cNvPr id="1409153523" name=""/>
+                    <pic:cNvPicPr/>
+                  </pic:nvPicPr>
+                  <pic:blipFill>
+                    <a:blip r:embed="rId9"/>
+                    <a:stretch>
+                      <a:fillRect/>
+                    </a:stretch>
+                  </pic:blipFill>
+                  <pic:spPr>
+                    <a:xfrm>
+                      <a:off x="0" y="0"/>
+                      <a:ext cx="5433535" cy="6988151"/>
+                    </a:xfrm>
+                    <a:prstGeom prst="rect">
+                      <a:avLst/>
+                    </a:prstGeom>
+                  </pic:spPr>
+                </pic:pic>
+              </a:graphicData>
+            </a:graphic>
+          </wp:inline>
+        </w:drawing>
+      </w:r>
+    </w:p>
     <w:sectPr>
       <w:pgSz w:w="11906" w:h="16838"/>
       <w:pgMar w:top="1440" w:right="1440" w:bottom="1440" w:left="1440" w:header="708" w:footer="708" w:gutter="0"/>
